--- a/公用工程题库（外操版）.docx
+++ b/公用工程题库（外操版）.docx
@@ -11424,8 +11424,6 @@
         </w:rPr>
         <w:t>停机操作（1）接到内操停机指令后，先关闭冷干机进口气阀，再就地停止冷干机运行；（2）关闭冷干机出口气阀，切断压缩空气供应；（3）关闭循环水进出口阀门，排净机体内的冷却水和压缩空气；（4）清理汽水分离器内的积水、杂质，检查过滤器状态；（5）联系电气对冷干机进行断电，做好设备停机标记，记录停机时间和原因。</w:t>
       </w:r>
-      <w:bookmarkStart w:id="0" w:name="_GoBack"/>
-      <w:bookmarkEnd w:id="0"/>
     </w:p>
     <w:p>
       <w:pPr>
@@ -14567,16 +14565,15 @@
         </w:rPr>
         <w:t>未过滤的水通过过滤器顶部布水器，以平流状态流经填料层，杂质被截留在填料层内，过滤后的水由底部收集器均匀收集流出，外操需监控进出口压差，判断过滤效果。</w:t>
       </w:r>
-    </w:p>
-    <w:p>
-      <w:pPr>
-        <w:jc w:val="left"/>
-        <w:rPr>
-          <w:rFonts w:hint="eastAsia" w:ascii="黑体" w:hAnsi="黑体" w:eastAsia="黑体"/>
-          <w:sz w:val="24"/>
-          <w:szCs w:val="24"/>
-        </w:rPr>
-      </w:pPr>
+      <w:r>
+        <w:rPr>
+          <w:rFonts w:hint="eastAsia" w:ascii="黑体" w:hAnsi="黑体" w:eastAsia="黑体"/>
+          <w:sz w:val="24"/>
+          <w:szCs w:val="24"/>
+          <w:lang w:val="en-US" w:eastAsia="zh-CN"/>
+        </w:rPr>
+        <w:t xml:space="preserve">  </w:t>
+      </w:r>
       <w:r>
         <w:rPr>
           <w:rFonts w:ascii="黑体" w:hAnsi="黑体" w:eastAsia="黑体"/>
@@ -14602,16 +14599,15 @@
         </w:rPr>
         <w:t>当进出口压差达到设定值 / 过滤时间到，系统自动进入反洗状态：进口关闭、排污口打开，其他过滤单元的净水冲入该过滤器，填料层在水流冲击下浮起，杂质随水经三通排污阀排出。</w:t>
       </w:r>
-    </w:p>
-    <w:p>
-      <w:pPr>
-        <w:jc w:val="left"/>
-        <w:rPr>
-          <w:rFonts w:hint="eastAsia" w:ascii="黑体" w:hAnsi="黑体" w:eastAsia="黑体"/>
-          <w:sz w:val="24"/>
-          <w:szCs w:val="24"/>
-        </w:rPr>
-      </w:pPr>
+      <w:r>
+        <w:rPr>
+          <w:rFonts w:hint="eastAsia" w:ascii="黑体" w:hAnsi="黑体" w:eastAsia="黑体"/>
+          <w:sz w:val="24"/>
+          <w:szCs w:val="24"/>
+          <w:lang w:val="en-US" w:eastAsia="zh-CN"/>
+        </w:rPr>
+        <w:t xml:space="preserve"> </w:t>
+      </w:r>
       <w:r>
         <w:rPr>
           <w:rFonts w:ascii="黑体" w:hAnsi="黑体" w:eastAsia="黑体"/>
@@ -15208,7 +15204,16 @@
           <w:sz w:val="24"/>
           <w:szCs w:val="24"/>
         </w:rPr>
-        <w:t>：清理完毕后，向塔内补水至正常液位，开启进出口阀门，通知内操启动冷却塔风机和上水系统，现场检查布水均匀、冷却效果正常。（5）</w:t>
+        <w:t>：清理完毕后，向塔内补水至正常液位，开启进出口阀门，通知内操启</w:t>
+      </w:r>
+      <w:bookmarkStart w:id="0" w:name="_GoBack"/>
+      <w:r>
+        <w:rPr>
+          <w:rFonts w:ascii="黑体" w:hAnsi="黑体" w:eastAsia="黑体"/>
+          <w:sz w:val="24"/>
+          <w:szCs w:val="24"/>
+        </w:rPr>
+        <w:t>动冷却塔风机和上水系统，现场检查布水均匀、冷却效果正常。（5）</w:t>
       </w:r>
       <w:r>
         <w:rPr>
@@ -15226,7 +15231,16 @@
           <w:sz w:val="24"/>
           <w:szCs w:val="24"/>
         </w:rPr>
-        <w:t>：配合内操增加次氯酸钠投加量，提高旁滤器过滤效率，降低循环水浊度；增加冷却塔填料的巡检频次，发现轻微结垢及时冲洗，防止问题恶化。</w:t>
+        <w:t>：</w:t>
+      </w:r>
+      <w:bookmarkEnd w:id="0"/>
+      <w:r>
+        <w:rPr>
+          <w:rFonts w:ascii="黑体" w:hAnsi="黑体" w:eastAsia="黑体"/>
+          <w:sz w:val="24"/>
+          <w:szCs w:val="24"/>
+        </w:rPr>
+        <w:t>配合内操增加次氯酸钠投加量，提高旁滤器过滤效率，降低循环水浊度；增加冷却塔填料的巡检频次，发现轻微结垢及时冲洗，防止问题恶化。</w:t>
       </w:r>
     </w:p>
     <w:p>
@@ -15525,16 +15539,15 @@
         </w:rPr>
         <w:t>答案：现场处理步骤：①先对冷却塔填料层进行初步清理，用高压水枪冲洗填料表面的污垢、粘泥，清理过程中避免填料破损；②清理集水池内的污泥、杂物，打开集水池排污阀，将浑浊水排出，直至水质清澈；③检查布水系统的喷头是否堵塞，若有堵塞及时疏通，确保布水均匀；④检查收水器是否完好，若有破损及时修复，防止水漂失。</w:t>
       </w:r>
-    </w:p>
-    <w:p>
-      <w:pPr>
-        <w:jc w:val="left"/>
-        <w:rPr>
-          <w:rFonts w:ascii="黑体" w:hAnsi="黑体" w:eastAsia="黑体"/>
-          <w:sz w:val="24"/>
-          <w:szCs w:val="24"/>
-        </w:rPr>
-      </w:pPr>
+      <w:r>
+        <w:rPr>
+          <w:rFonts w:hint="eastAsia" w:ascii="黑体" w:hAnsi="黑体" w:eastAsia="黑体"/>
+          <w:sz w:val="24"/>
+          <w:szCs w:val="24"/>
+          <w:lang w:val="en-US" w:eastAsia="zh-CN"/>
+        </w:rPr>
+        <w:t xml:space="preserve"> </w:t>
+      </w:r>
       <w:r>
         <w:rPr>
           <w:rFonts w:ascii="黑体" w:hAnsi="黑体" w:eastAsia="黑体"/>
@@ -15571,9 +15584,10 @@
       <w:pPr>
         <w:jc w:val="left"/>
         <w:rPr>
-          <w:rFonts w:ascii="黑体" w:hAnsi="黑体" w:eastAsia="黑体"/>
-          <w:sz w:val="24"/>
-          <w:szCs w:val="24"/>
+          <w:rFonts w:hint="eastAsia" w:ascii="黑体" w:hAnsi="黑体" w:eastAsia="黑体"/>
+          <w:sz w:val="24"/>
+          <w:szCs w:val="24"/>
+          <w:lang w:val="en-US" w:eastAsia="zh-CN"/>
         </w:rPr>
       </w:pPr>
       <w:r>
@@ -15584,16 +15598,15 @@
         </w:rPr>
         <w:t>答案：旁滤器日常维护工作：①每 2 小时巡检一次旁滤器进出口压差、运行状态；②定期检查滤料层是否平整，有无滤料流失、板结情况；③按照操作规程定期对旁滤器进行反洗，反洗时观察反洗出水水质，直至出水清澈；④检查旁滤器管路、阀门是否泄漏，反洗排污水是否正常排入清净废水池。</w:t>
       </w:r>
-    </w:p>
-    <w:p>
-      <w:pPr>
-        <w:jc w:val="left"/>
-        <w:rPr>
-          <w:rFonts w:ascii="黑体" w:hAnsi="黑体" w:eastAsia="黑体"/>
-          <w:sz w:val="24"/>
-          <w:szCs w:val="24"/>
-        </w:rPr>
-      </w:pPr>
+      <w:r>
+        <w:rPr>
+          <w:rFonts w:hint="eastAsia" w:ascii="黑体" w:hAnsi="黑体" w:eastAsia="黑体"/>
+          <w:sz w:val="24"/>
+          <w:szCs w:val="24"/>
+          <w:lang w:val="en-US" w:eastAsia="zh-CN"/>
+        </w:rPr>
+        <w:t xml:space="preserve">  </w:t>
+      </w:r>
       <w:r>
         <w:rPr>
           <w:rFonts w:ascii="黑体" w:hAnsi="黑体" w:eastAsia="黑体"/>
@@ -15618,6 +15631,15 @@
           <w:szCs w:val="24"/>
         </w:rPr>
         <w:t>应对措施：立即对旁滤器进行反洗操作，反洗完成后监测进出口压差，若压差仍过大，需对滤料进行清洗或更换滤料。</w:t>
+      </w:r>
+      <w:r>
+        <w:rPr>
+          <w:rFonts w:hint="eastAsia" w:ascii="黑体" w:hAnsi="黑体" w:eastAsia="黑体"/>
+          <w:sz w:val="24"/>
+          <w:szCs w:val="24"/>
+          <w:lang w:val="en-US" w:eastAsia="zh-CN"/>
+        </w:rPr>
+        <w:tab/>
       </w:r>
     </w:p>
     <w:p>
@@ -26381,6 +26403,7 @@
     <w:name w:val="页脚 字符"/>
     <w:basedOn w:val="10"/>
     <w:link w:val="6"/>
+    <w:qFormat/>
     <w:uiPriority w:val="99"/>
     <w:rPr>
       <w:sz w:val="18"/>

--- a/公用工程题库（外操版）.docx
+++ b/公用工程题库（外操版）.docx
@@ -4766,7 +4766,25 @@
           <w:sz w:val="24"/>
           <w:szCs w:val="24"/>
         </w:rPr>
-        <w:t>生活给水泵现场启动前，需检查生活水箱液位处于 ** 正常（非 L/HH）** 区间，确保满足吸水要求。</w:t>
+        <w:t>生活给水泵现场启动前，需检查生活水箱液位处于</w:t>
+      </w:r>
+      <w:r>
+        <w:rPr>
+          <w:rFonts w:ascii="黑体" w:hAnsi="黑体" w:eastAsia="黑体"/>
+          <w:b/>
+          <w:bCs/>
+          <w:sz w:val="24"/>
+          <w:szCs w:val="24"/>
+        </w:rPr>
+        <w:t>正常（非 L/HH）</w:t>
+      </w:r>
+      <w:r>
+        <w:rPr>
+          <w:rFonts w:ascii="黑体" w:hAnsi="黑体" w:eastAsia="黑体"/>
+          <w:sz w:val="24"/>
+          <w:szCs w:val="24"/>
+        </w:rPr>
+        <w:t xml:space="preserve"> 区间，确保满足吸水要求。</w:t>
       </w:r>
     </w:p>
     <w:p>
@@ -10394,7 +10412,25 @@
           <w:sz w:val="24"/>
           <w:szCs w:val="24"/>
         </w:rPr>
-        <w:t>仪表风的露点温度控制指标为 **≤-40**℃，外操现场巡检需查看干燥机出口露点仪显示数值。</w:t>
+        <w:t xml:space="preserve">仪表风的露点温度控制指标为 </w:t>
+      </w:r>
+      <w:r>
+        <w:rPr>
+          <w:rFonts w:ascii="黑体" w:hAnsi="黑体" w:eastAsia="黑体"/>
+          <w:b/>
+          <w:bCs/>
+          <w:sz w:val="24"/>
+          <w:szCs w:val="24"/>
+        </w:rPr>
+        <w:t>≤-40℃</w:t>
+      </w:r>
+      <w:r>
+        <w:rPr>
+          <w:rFonts w:ascii="黑体" w:hAnsi="黑体" w:eastAsia="黑体"/>
+          <w:sz w:val="24"/>
+          <w:szCs w:val="24"/>
+        </w:rPr>
+        <w:t>，外操现场巡检需查看干燥机出口露点仪显示数值。</w:t>
       </w:r>
     </w:p>
     <w:p>
@@ -10648,7 +10684,25 @@
           <w:sz w:val="24"/>
           <w:szCs w:val="24"/>
         </w:rPr>
-        <w:t>微热再生干燥机再生时，约 **5%** 的干燥空气用于加热再生，外操需现场检查再生风管路有无泄漏。</w:t>
+        <w:t>微热再生干燥机再生时，约</w:t>
+      </w:r>
+      <w:r>
+        <w:rPr>
+          <w:rFonts w:ascii="黑体" w:hAnsi="黑体" w:eastAsia="黑体"/>
+          <w:b/>
+          <w:bCs/>
+          <w:sz w:val="24"/>
+          <w:szCs w:val="24"/>
+        </w:rPr>
+        <w:t>5%</w:t>
+      </w:r>
+      <w:r>
+        <w:rPr>
+          <w:rFonts w:ascii="黑体" w:hAnsi="黑体" w:eastAsia="黑体"/>
+          <w:sz w:val="24"/>
+          <w:szCs w:val="24"/>
+        </w:rPr>
+        <w:t>的干燥空气用于加热再生，外操需现场检查再生风管路有无泄漏。</w:t>
       </w:r>
     </w:p>
     <w:p>
@@ -15204,16 +15258,7 @@
           <w:sz w:val="24"/>
           <w:szCs w:val="24"/>
         </w:rPr>
-        <w:t>：清理完毕后，向塔内补水至正常液位，开启进出口阀门，通知内操启</w:t>
-      </w:r>
-      <w:bookmarkStart w:id="0" w:name="_GoBack"/>
-      <w:r>
-        <w:rPr>
-          <w:rFonts w:ascii="黑体" w:hAnsi="黑体" w:eastAsia="黑体"/>
-          <w:sz w:val="24"/>
-          <w:szCs w:val="24"/>
-        </w:rPr>
-        <w:t>动冷却塔风机和上水系统，现场检查布水均匀、冷却效果正常。（5）</w:t>
+        <w:t>：清理完毕后，向塔内补水至正常液位，开启进出口阀门，通知内操启动冷却塔风机和上水系统，现场检查布水均匀、冷却效果正常。（5）</w:t>
       </w:r>
       <w:r>
         <w:rPr>
@@ -15231,16 +15276,7 @@
           <w:sz w:val="24"/>
           <w:szCs w:val="24"/>
         </w:rPr>
-        <w:t>：</w:t>
-      </w:r>
-      <w:bookmarkEnd w:id="0"/>
-      <w:r>
-        <w:rPr>
-          <w:rFonts w:ascii="黑体" w:hAnsi="黑体" w:eastAsia="黑体"/>
-          <w:sz w:val="24"/>
-          <w:szCs w:val="24"/>
-        </w:rPr>
-        <w:t>配合内操增加次氯酸钠投加量，提高旁滤器过滤效率，降低循环水浊度；增加冷却塔填料的巡检频次，发现轻微结垢及时冲洗，防止问题恶化。</w:t>
+        <w:t>：配合内操增加次氯酸钠投加量，提高旁滤器过滤效率，降低循环水浊度；增加冷却塔填料的巡检频次，发现轻微结垢及时冲洗，防止问题恶化。</w:t>
       </w:r>
     </w:p>
     <w:p>
@@ -16480,7 +16516,25 @@
           <w:sz w:val="24"/>
           <w:szCs w:val="24"/>
         </w:rPr>
-        <w:t>制冷系统的冷却水为全厂循环水场的 **33℃/43℃** 冷却水，外操需巡检冷凝器冷却水进出口管路的温度和压力。</w:t>
+        <w:t>制冷系统的冷却水为全厂循环水场的</w:t>
+      </w:r>
+      <w:r>
+        <w:rPr>
+          <w:rFonts w:ascii="黑体" w:hAnsi="黑体" w:eastAsia="黑体"/>
+          <w:b/>
+          <w:bCs/>
+          <w:sz w:val="24"/>
+          <w:szCs w:val="24"/>
+        </w:rPr>
+        <w:t>33℃/43℃</w:t>
+      </w:r>
+      <w:r>
+        <w:rPr>
+          <w:rFonts w:ascii="黑体" w:hAnsi="黑体" w:eastAsia="黑体"/>
+          <w:sz w:val="24"/>
+          <w:szCs w:val="24"/>
+        </w:rPr>
+        <w:t>冷却水，外操需巡检冷凝器冷却水进出口管路的温度和压力。</w:t>
       </w:r>
     </w:p>
     <w:p>
@@ -18662,7 +18716,25 @@
           <w:sz w:val="24"/>
           <w:szCs w:val="24"/>
         </w:rPr>
-        <w:t>循环水给水温度控制指标为 **≤33℃**，外操需巡检空压机、冷干机冷却水管路有无堵塞。</w:t>
+        <w:t>循环水给水温度控制指标为</w:t>
+      </w:r>
+      <w:r>
+        <w:rPr>
+          <w:rFonts w:ascii="黑体" w:hAnsi="黑体" w:eastAsia="黑体"/>
+          <w:b/>
+          <w:bCs/>
+          <w:sz w:val="24"/>
+          <w:szCs w:val="24"/>
+        </w:rPr>
+        <w:t>≤33℃</w:t>
+      </w:r>
+      <w:r>
+        <w:rPr>
+          <w:rFonts w:ascii="黑体" w:hAnsi="黑体" w:eastAsia="黑体"/>
+          <w:sz w:val="24"/>
+          <w:szCs w:val="24"/>
+        </w:rPr>
+        <w:t>，外操需巡检空压机、冷干机冷却水管路有无堵塞。</w:t>
       </w:r>
     </w:p>
     <w:p>
@@ -18684,7 +18756,25 @@
           <w:sz w:val="24"/>
           <w:szCs w:val="24"/>
         </w:rPr>
-        <w:t>普氮缓冲罐的氮气纯度要求为 **≥99.9%**，外操需巡检缓冲罐压力及进出口阀门密封性。</w:t>
+        <w:t>普氮缓冲罐的氮气纯度要求为</w:t>
+      </w:r>
+      <w:r>
+        <w:rPr>
+          <w:rFonts w:ascii="黑体" w:hAnsi="黑体" w:eastAsia="黑体"/>
+          <w:b/>
+          <w:bCs/>
+          <w:sz w:val="24"/>
+          <w:szCs w:val="24"/>
+        </w:rPr>
+        <w:t>≥99.9%</w:t>
+      </w:r>
+      <w:r>
+        <w:rPr>
+          <w:rFonts w:ascii="黑体" w:hAnsi="黑体" w:eastAsia="黑体"/>
+          <w:sz w:val="24"/>
+          <w:szCs w:val="24"/>
+        </w:rPr>
+        <w:t>，外操需巡检缓冲罐压力及进出口阀门密封性。</w:t>
       </w:r>
     </w:p>
     <w:p>
@@ -18888,7 +18978,17 @@
           <w:sz w:val="24"/>
           <w:szCs w:val="24"/>
         </w:rPr>
-        <w:t>冷干机露点温度控制范围是 5~ -5℃，越低越好，外操可随意调高冷干机制冷负荷。（×）</w:t>
+        <w:t>冷干机露点温度控制范围是 5~ -</w:t>
+      </w:r>
+      <w:bookmarkStart w:id="0" w:name="_GoBack"/>
+      <w:bookmarkEnd w:id="0"/>
+      <w:r>
+        <w:rPr>
+          <w:rFonts w:ascii="黑体" w:hAnsi="黑体" w:eastAsia="黑体"/>
+          <w:sz w:val="24"/>
+          <w:szCs w:val="24"/>
+        </w:rPr>
+        <w:t>5℃，越低越好，外操可随意调高冷干机制冷负荷。（×）</w:t>
       </w:r>
     </w:p>
     <w:p>
